--- a/telegram-bot/document/output.docx
+++ b/telegram-bot/document/output.docx
@@ -250,7 +250,7 @@
                 <w:szCs w:val="28"/>
                 <w:lang w:val="en-US"/>
               </w:rPr>
-              <w:t xml:space="preserve">7</w:t>
+              <w:t xml:space="preserve">1</w:t>
             </w:r>
             <w:proofErr w:type="spellStart"/>
             <w:r>
@@ -482,7 +482,7 @@
                 <w:szCs w:val="28"/>
                 <w:lang w:val="en-US"/>
               </w:rPr>
-              <w:t xml:space="preserve">2024-04-19 11:08</w:t>
+              <w:t xml:space="preserve">2025-02-28 12:35</w:t>
             </w:r>
             <w:proofErr w:type="spellStart"/>
             <w:r>
@@ -652,7 +652,7 @@
                 <w:szCs w:val="28"/>
                 <w:lang w:val="en-US"/>
               </w:rPr>
-              <w:t xml:space="preserve">лилирир</w:t>
+              <w:t xml:space="preserve">Ushbu bot ish kunlari soat 09:00 dan 18:00 gacha vaqt davomida murojaatlarni qabul qilishga mo‘ljallangan</w:t>
             </w:r>
             <w:proofErr w:type="spellStart"/>
             <w:r>

--- a/telegram-bot/document/output.docx
+++ b/telegram-bot/document/output.docx
@@ -250,7 +250,7 @@
                 <w:szCs w:val="28"/>
                 <w:lang w:val="en-US"/>
               </w:rPr>
-              <w:t xml:space="preserve">1</w:t>
+              <w:t xml:space="preserve">3</w:t>
             </w:r>
             <w:proofErr w:type="spellStart"/>
             <w:r>
@@ -482,7 +482,7 @@
                 <w:szCs w:val="28"/>
                 <w:lang w:val="en-US"/>
               </w:rPr>
-              <w:t xml:space="preserve">2025-02-28 12:35</w:t>
+              <w:t xml:space="preserve">2025-02-28 12:55</w:t>
             </w:r>
             <w:proofErr w:type="spellStart"/>
             <w:r>
@@ -652,7 +652,7 @@
                 <w:szCs w:val="28"/>
                 <w:lang w:val="en-US"/>
               </w:rPr>
-              <w:t xml:space="preserve">Ushbu bot ish kunlari soat 09:00 dan 18:00 gacha vaqt davomida murojaatlarni qabul qilishga mo‘ljallangan</w:t>
+              <w:t xml:space="preserve">Assalom alekum</w:t>
             </w:r>
             <w:proofErr w:type="spellStart"/>
             <w:r>

--- a/telegram-bot/document/output.docx
+++ b/telegram-bot/document/output.docx
@@ -250,7 +250,7 @@
                 <w:szCs w:val="28"/>
                 <w:lang w:val="en-US"/>
               </w:rPr>
-              <w:t xml:space="preserve">3</w:t>
+              <w:t xml:space="preserve">10</w:t>
             </w:r>
             <w:proofErr w:type="spellStart"/>
             <w:r>
@@ -482,7 +482,7 @@
                 <w:szCs w:val="28"/>
                 <w:lang w:val="en-US"/>
               </w:rPr>
-              <w:t xml:space="preserve">2025-02-28 12:55</w:t>
+              <w:t xml:space="preserve">2025-05-02 09:25</w:t>
             </w:r>
             <w:proofErr w:type="spellStart"/>
             <w:r>
@@ -652,7 +652,7 @@
                 <w:szCs w:val="28"/>
                 <w:lang w:val="en-US"/>
               </w:rPr>
-              <w:t xml:space="preserve">Assalom alekum</w:t>
+              <w:t xml:space="preserve">Test</w:t>
             </w:r>
             <w:proofErr w:type="spellStart"/>
             <w:r>

--- a/telegram-bot/document/output.docx
+++ b/telegram-bot/document/output.docx
@@ -250,7 +250,7 @@
                 <w:szCs w:val="28"/>
                 <w:lang w:val="en-US"/>
               </w:rPr>
-              <w:t xml:space="preserve">10</w:t>
+              <w:t xml:space="preserve">2</w:t>
             </w:r>
             <w:proofErr w:type="spellStart"/>
             <w:r>
@@ -482,7 +482,7 @@
                 <w:szCs w:val="28"/>
                 <w:lang w:val="en-US"/>
               </w:rPr>
-              <w:t xml:space="preserve">2025-05-02 09:25</w:t>
+              <w:t xml:space="preserve">2025-05-05 10:24</w:t>
             </w:r>
             <w:proofErr w:type="spellStart"/>
             <w:r>
@@ -652,7 +652,7 @@
                 <w:szCs w:val="28"/>
                 <w:lang w:val="en-US"/>
               </w:rPr>
-              <w:t xml:space="preserve">Test</w:t>
+              <w:t xml:space="preserve">Ma'lumot uchun, 2022-yilda O‘zbekiston maktablari PISA testida ilk bor ishtirok etgan edi. Sinov natijalariga ko‘ra, o'quvchilarimiz 81 ta mamlakat vakillari orasida matematika bo‘yicha 72-o‘rinni, tabiiy fanlar va o‘qish savodxonligi yo‘nalishlarida 80-o‘rinni egallagandi.</w:t>
             </w:r>
             <w:proofErr w:type="spellStart"/>
             <w:r>

--- a/telegram-bot/document/output.docx
+++ b/telegram-bot/document/output.docx
@@ -250,7 +250,7 @@
                 <w:szCs w:val="28"/>
                 <w:lang w:val="en-US"/>
               </w:rPr>
-              <w:t xml:space="preserve">10</w:t>
+              <w:t xml:space="preserve">12</w:t>
             </w:r>
             <w:proofErr w:type="spellStart"/>
             <w:r>
@@ -482,7 +482,7 @@
                 <w:szCs w:val="28"/>
                 <w:lang w:val="en-US"/>
               </w:rPr>
-              <w:t xml:space="preserve">2025-05-02 09:25</w:t>
+              <w:t xml:space="preserve">2025-05-03 03:25</w:t>
             </w:r>
             <w:proofErr w:type="spellStart"/>
             <w:r>
